--- a/Files/01 - Bereshis/10 - Mikeitz/5784/Mikeitz 5784.docx
+++ b/Files/01 - Bereshis/10 - Mikeitz/5784/Mikeitz 5784.docx
@@ -2008,7 +2008,7 @@
         <w:rPr>
           <w:rFonts w:ascii="Times New Roman" w:hAnsi="Times New Roman" w:cs="Times New Roman"/>
         </w:rPr>
-        <w:t>. The word</w:t>
+        <w:t xml:space="preserve">. The word </w:t>
       </w:r>
       <w:r>
         <w:rPr>
@@ -2721,7 +2721,7 @@
         <w:rPr>
           <w:rFonts w:ascii="Times New Roman" w:hAnsi="Times New Roman" w:cs="Times New Roman"/>
         </w:rPr>
-        <w:t>In</w:t>
+        <w:t xml:space="preserve">In </w:t>
       </w:r>
       <w:r>
         <w:rPr>

--- a/Files/01 - Bereshis/10 - Mikeitz/5784/Mikeitz 5784.docx
+++ b/Files/01 - Bereshis/10 - Mikeitz/5784/Mikeitz 5784.docx
@@ -238,7 +238,7 @@
     </w:p>
     <w:p>
       <w:pPr>
-        <w:jc w:val="left"/>
+        <w:jc w:val="both"/>
         <w:rPr>
           <w:rFonts w:ascii="Times New Roman" w:hAnsi="Times New Roman" w:cs="Times New Roman"/>
         </w:rPr>
@@ -406,14 +406,12 @@
         </w:rPr>
         <w:t>חָלַמְתִּי</w:t>
       </w:r>
-      <w:proofErr w:type="gramStart"/>
       <w:r>
         <w:rPr>
           <w:rFonts w:ascii="Times New Roman" w:hAnsi="Times New Roman" w:cs="Times New Roman"/>
         </w:rPr>
         <w:t>.</w:t>
       </w:r>
-      <w:proofErr w:type="gramEnd"/>
       <w:r>
         <w:rPr>
           <w:rFonts w:ascii="Times New Roman" w:hAnsi="Times New Roman" w:cs="Times New Roman"/>
@@ -943,14 +941,12 @@
         </w:rPr>
         <w:t>מִצְרָיִם</w:t>
       </w:r>
-      <w:proofErr w:type="gramStart"/>
       <w:r>
         <w:rPr>
           <w:rFonts w:ascii="Times New Roman" w:hAnsi="Times New Roman" w:cs="Times New Roman"/>
         </w:rPr>
         <w:t>.</w:t>
       </w:r>
-      <w:proofErr w:type="gramEnd"/>
       <w:r>
         <w:rPr>
           <w:rFonts w:ascii="Times New Roman" w:hAnsi="Times New Roman" w:cs="Times New Roman"/>
@@ -1156,19 +1152,11 @@
         </w:rPr>
         <w:t xml:space="preserve">Four out of the five </w:t>
       </w:r>
-      <w:proofErr w:type="gramStart"/>
-      <w:r>
-        <w:rPr>
-          <w:rFonts w:ascii="Times New Roman" w:hAnsi="Times New Roman" w:cs="Times New Roman"/>
-        </w:rPr>
-        <w:t>start</w:t>
-      </w:r>
-      <w:proofErr w:type="gramEnd"/>
-      <w:r>
-        <w:rPr>
-          <w:rFonts w:ascii="Times New Roman" w:hAnsi="Times New Roman" w:cs="Times New Roman"/>
-        </w:rPr>
-        <w:t xml:space="preserve"> with</w:t>
+      <w:r>
+        <w:rPr>
+          <w:rFonts w:ascii="Times New Roman" w:hAnsi="Times New Roman" w:cs="Times New Roman"/>
+        </w:rPr>
+        <w:t>start with</w:t>
       </w:r>
       <w:r>
         <w:rPr>
@@ -2008,22 +1996,14 @@
         <w:rPr>
           <w:rFonts w:ascii="Times New Roman" w:hAnsi="Times New Roman" w:cs="Times New Roman"/>
         </w:rPr>
-        <w:t xml:space="preserve">. The word </w:t>
-      </w:r>
-      <w:r>
-        <w:rPr>
-          <w:rFonts w:ascii="Times New Roman" w:hAnsi="Times New Roman" w:cs="Times New Roman" w:hint="cs"/>
-          <w:rtl/>
-        </w:rPr>
-        <w:t>דַּלּוֹ</w:t>
-      </w:r>
-      <w:proofErr w:type="gramStart"/>
-      <w:r>
-        <w:rPr>
-          <w:rFonts w:ascii="Times New Roman" w:hAnsi="Times New Roman" w:cs="Times New Roman" w:hint="cs"/>
-          <w:rtl/>
-        </w:rPr>
-        <w:t>ת</w:t>
+        <w:t>. The word</w:t>
+      </w:r>
+      <w:r>
+        <w:rPr>
+          <w:rFonts w:ascii="Times New Roman" w:hAnsi="Times New Roman" w:cs="Times New Roman" w:hint="cs"/>
+          <w:rtl/>
+        </w:rPr>
+        <w:t>דַּלּוֹת</w:t>
       </w:r>
       <w:r>
         <w:rPr>
@@ -2054,14 +2034,7 @@
         <w:rPr>
           <w:rFonts w:ascii="Times New Roman" w:hAnsi="Times New Roman" w:cs="Times New Roman"/>
         </w:rPr>
-        <w:t>t</w:t>
-      </w:r>
-      <w:proofErr w:type="gramEnd"/>
-      <w:r>
-        <w:rPr>
-          <w:rFonts w:ascii="Times New Roman" w:hAnsi="Times New Roman" w:cs="Times New Roman"/>
-        </w:rPr>
-        <w:t xml:space="preserve"> in the original description as the </w:t>
+        <w:t xml:space="preserve">t in the original description as the </w:t>
       </w:r>
       <w:r>
         <w:rPr>
@@ -2195,7 +2168,25 @@
         <w:rPr>
           <w:rFonts w:ascii="Times New Roman" w:hAnsi="Times New Roman" w:cs="Times New Roman"/>
         </w:rPr>
-        <w:t xml:space="preserve"> said "</w:t>
+        <w:t xml:space="preserve"> said</w:t>
+      </w:r>
+      <w:r>
+        <w:rPr>
+          <w:rFonts w:ascii="Times New Roman" w:hAnsi="Times New Roman" w:cs="Times New Roman"/>
+        </w:rPr>
+        <w:t>,</w:t>
+      </w:r>
+      <w:r>
+        <w:rPr>
+          <w:rFonts w:ascii="Times New Roman" w:hAnsi="Times New Roman" w:cs="Times New Roman"/>
+        </w:rPr>
+        <w:t xml:space="preserve"> </w:t>
+      </w:r>
+      <w:r>
+        <w:rPr>
+          <w:rFonts w:ascii="Times New Roman" w:hAnsi="Times New Roman" w:cs="Times New Roman"/>
+        </w:rPr>
+        <w:t>“</w:t>
       </w:r>
       <w:r>
         <w:rPr>
@@ -2207,7 +2198,13 @@
         <w:rPr>
           <w:rFonts w:ascii="Times New Roman" w:hAnsi="Times New Roman" w:cs="Times New Roman"/>
         </w:rPr>
-        <w:t xml:space="preserve"> is in charge"</w:t>
+        <w:t xml:space="preserve"> is in charge</w:t>
+      </w:r>
+      <w:r>
+        <w:rPr>
+          <w:rFonts w:ascii="Times New Roman" w:hAnsi="Times New Roman" w:cs="Times New Roman"/>
+        </w:rPr>
+        <w:t>”</w:t>
       </w:r>
       <w:r>
         <w:rPr>
@@ -2721,7 +2718,7 @@
         <w:rPr>
           <w:rFonts w:ascii="Times New Roman" w:hAnsi="Times New Roman" w:cs="Times New Roman"/>
         </w:rPr>
-        <w:t xml:space="preserve">In </w:t>
+        <w:t>In</w:t>
       </w:r>
       <w:r>
         <w:rPr>
@@ -2737,7 +2734,6 @@
         </w:rPr>
         <w:t xml:space="preserve"> </w:t>
       </w:r>
-      <w:proofErr w:type="gramStart"/>
       <w:r>
         <w:rPr>
           <w:rFonts w:ascii="Times New Roman" w:hAnsi="Times New Roman" w:cs="Times New Roman" w:hint="cs"/>
@@ -2756,14 +2752,7 @@
         <w:rPr>
           <w:rFonts w:ascii="Times New Roman" w:hAnsi="Times New Roman" w:cs="Times New Roman"/>
         </w:rPr>
-        <w:t>:</w:t>
-      </w:r>
-      <w:proofErr w:type="gramEnd"/>
-      <w:r>
-        <w:rPr>
-          <w:rFonts w:ascii="Times New Roman" w:hAnsi="Times New Roman" w:cs="Times New Roman"/>
-        </w:rPr>
-        <w:t xml:space="preserve"> </w:t>
+        <w:t xml:space="preserve">: </w:t>
       </w:r>
       <w:r>
         <w:rPr>
@@ -3060,14 +3049,12 @@
         </w:rPr>
         <w:t xml:space="preserve"> </w:t>
       </w:r>
-      <w:proofErr w:type="gramStart"/>
       <w:r>
         <w:rPr>
           <w:rFonts w:ascii="Times New Roman" w:hAnsi="Times New Roman" w:cs="Times New Roman"/>
         </w:rPr>
         <w:t>kiddush</w:t>
       </w:r>
-      <w:proofErr w:type="gramEnd"/>
       <w:r>
         <w:rPr>
           <w:rFonts w:ascii="Times New Roman" w:hAnsi="Times New Roman" w:cs="Times New Roman"/>
@@ -3178,14 +3165,12 @@
         </w:rPr>
         <w:t xml:space="preserve">s our job: to make a </w:t>
       </w:r>
-      <w:proofErr w:type="gramStart"/>
       <w:r>
         <w:rPr>
           <w:rFonts w:ascii="Times New Roman" w:hAnsi="Times New Roman" w:cs="Times New Roman"/>
         </w:rPr>
         <w:t>kiddush</w:t>
       </w:r>
-      <w:proofErr w:type="gramEnd"/>
       <w:r>
         <w:rPr>
           <w:rFonts w:ascii="Times New Roman" w:hAnsi="Times New Roman" w:cs="Times New Roman"/>

--- a/Files/01 - Bereshis/10 - Mikeitz/5784/Mikeitz 5784.docx
+++ b/Files/01 - Bereshis/10 - Mikeitz/5784/Mikeitz 5784.docx
@@ -1996,7 +1996,7 @@
         <w:rPr>
           <w:rFonts w:ascii="Times New Roman" w:hAnsi="Times New Roman" w:cs="Times New Roman"/>
         </w:rPr>
-        <w:t>. The word</w:t>
+        <w:t xml:space="preserve">. The word </w:t>
       </w:r>
       <w:r>
         <w:rPr>
@@ -2718,7 +2718,7 @@
         <w:rPr>
           <w:rFonts w:ascii="Times New Roman" w:hAnsi="Times New Roman" w:cs="Times New Roman"/>
         </w:rPr>
-        <w:t>In</w:t>
+        <w:t xml:space="preserve">In </w:t>
       </w:r>
       <w:r>
         <w:rPr>
